--- a/samples/contrato_fornecedor_C_software.docx
+++ b/samples/contrato_fornecedor_C_software.docx
@@ -42,13 +42,6 @@
         <w:br/>
         <w:t>Contratada: Fornecedor C.</w:t>
       </w:r>
-    </w:p>
-    <w:p>
-      <w:pPr>
-        <w:rPr>
-          <w:lang w:val="pt-BR"/>
-        </w:rPr>
-      </w:pPr>
     </w:p>
     <w:p>
       <w:pPr>
@@ -129,6 +122,179 @@
     <w:p>
       <w:pPr>
         <w:rPr>
+          <w:b/>
+          <w:bCs/>
+          <w:lang w:val="pt-BR"/>
+        </w:rPr>
+      </w:pPr>
+      <w:r>
+        <w:rPr>
+          <w:b/>
+          <w:bCs/>
+          <w:lang w:val="pt-BR"/>
+        </w:rPr>
+        <w:t>VALOR ESTIMADO</w:t>
+      </w:r>
+      <w:r>
+        <w:rPr>
+          <w:b/>
+          <w:bCs/>
+          <w:lang w:val="pt-BR"/>
+        </w:rPr>
+        <w:br/>
+        <w:t>R$ 240.000,00 por ano.</w:t>
+      </w:r>
+    </w:p>
+    <w:p>
+      <w:pPr>
+        <w:rPr>
+          <w:lang w:val="pt-BR"/>
+        </w:rPr>
+      </w:pPr>
+    </w:p>
+    <w:p>
+      <w:pPr>
+        <w:rPr>
+          <w:b/>
+          <w:bCs/>
+          <w:lang w:val="pt-BR"/>
+        </w:rPr>
+      </w:pPr>
+      <w:r>
+        <w:rPr>
+          <w:b/>
+          <w:bCs/>
+          <w:lang w:val="pt-BR"/>
+        </w:rPr>
+        <w:t>PRAZO DE VIGENCIA</w:t>
+      </w:r>
+      <w:r>
+        <w:rPr>
+          <w:b/>
+          <w:bCs/>
+          <w:lang w:val="pt-BR"/>
+        </w:rPr>
+        <w:br/>
+        <w:t xml:space="preserve">36 meses, com </w:t>
+      </w:r>
+      <w:proofErr w:type="spellStart"/>
+      <w:r>
+        <w:rPr>
+          <w:b/>
+          <w:bCs/>
+          <w:lang w:val="pt-BR"/>
+        </w:rPr>
+        <w:t>inicio</w:t>
+      </w:r>
+      <w:proofErr w:type="spellEnd"/>
+      <w:r>
+        <w:rPr>
+          <w:b/>
+          <w:bCs/>
+          <w:lang w:val="pt-BR"/>
+        </w:rPr>
+        <w:t xml:space="preserve"> em </w:t>
+      </w:r>
+      <w:r>
+        <w:rPr>
+          <w:b/>
+          <w:bCs/>
+          <w:lang w:val="pt-BR"/>
+        </w:rPr>
+        <w:t>01</w:t>
+      </w:r>
+      <w:r>
+        <w:rPr>
+          <w:b/>
+          <w:bCs/>
+          <w:lang w:val="pt-BR"/>
+        </w:rPr>
+        <w:t>/</w:t>
+      </w:r>
+      <w:r>
+        <w:rPr>
+          <w:b/>
+          <w:bCs/>
+          <w:lang w:val="pt-BR"/>
+        </w:rPr>
+        <w:t>01</w:t>
+      </w:r>
+      <w:r>
+        <w:rPr>
+          <w:b/>
+          <w:bCs/>
+          <w:lang w:val="pt-BR"/>
+        </w:rPr>
+        <w:t>/202</w:t>
+      </w:r>
+      <w:r>
+        <w:rPr>
+          <w:b/>
+          <w:bCs/>
+          <w:lang w:val="pt-BR"/>
+        </w:rPr>
+        <w:t>5</w:t>
+      </w:r>
+      <w:r>
+        <w:rPr>
+          <w:b/>
+          <w:bCs/>
+          <w:lang w:val="pt-BR"/>
+        </w:rPr>
+        <w:t xml:space="preserve"> e termino em </w:t>
+      </w:r>
+      <w:r>
+        <w:rPr>
+          <w:b/>
+          <w:bCs/>
+          <w:lang w:val="pt-BR"/>
+        </w:rPr>
+        <w:t>31</w:t>
+      </w:r>
+      <w:r>
+        <w:rPr>
+          <w:b/>
+          <w:bCs/>
+          <w:lang w:val="pt-BR"/>
+        </w:rPr>
+        <w:t>/</w:t>
+      </w:r>
+      <w:r>
+        <w:rPr>
+          <w:b/>
+          <w:bCs/>
+          <w:lang w:val="pt-BR"/>
+        </w:rPr>
+        <w:t>12</w:t>
+      </w:r>
+      <w:r>
+        <w:rPr>
+          <w:b/>
+          <w:bCs/>
+          <w:lang w:val="pt-BR"/>
+        </w:rPr>
+        <w:t>/202</w:t>
+      </w:r>
+      <w:r>
+        <w:rPr>
+          <w:b/>
+          <w:bCs/>
+          <w:lang w:val="pt-BR"/>
+        </w:rPr>
+        <w:t>7</w:t>
+      </w:r>
+      <w:r>
+        <w:rPr>
+          <w:b/>
+          <w:bCs/>
+          <w:lang w:val="pt-BR"/>
+        </w:rPr>
+        <w:t>.</w:t>
+      </w:r>
+    </w:p>
+    <w:p>
+      <w:pPr>
+        <w:rPr>
           <w:lang w:val="pt-BR"/>
         </w:rPr>
       </w:pPr>
@@ -141,76 +307,8 @@
       </w:pPr>
       <w:r>
         <w:rPr>
-          <w:lang w:val="pt-BR"/>
-        </w:rPr>
-        <w:t>VALOR ESTIMADO</w:t>
-      </w:r>
-      <w:r>
-        <w:rPr>
-          <w:lang w:val="pt-BR"/>
-        </w:rPr>
-        <w:br/>
-        <w:t>R$ 240.000,00 por ano.</w:t>
-      </w:r>
-    </w:p>
-    <w:p>
-      <w:pPr>
-        <w:rPr>
-          <w:lang w:val="pt-BR"/>
-        </w:rPr>
-      </w:pPr>
-      <w:r>
-        <w:rPr>
-          <w:lang w:val="pt-BR"/>
-        </w:rPr>
-        <w:t>PRAZO DE VIGENCIA</w:t>
-      </w:r>
-      <w:r>
-        <w:rPr>
-          <w:lang w:val="pt-BR"/>
-        </w:rPr>
-        <w:br/>
-        <w:t xml:space="preserve">36 meses, com </w:t>
-      </w:r>
-      <w:proofErr w:type="spellStart"/>
-      <w:proofErr w:type="gramStart"/>
-      <w:r>
-        <w:rPr>
-          <w:lang w:val="pt-BR"/>
-        </w:rPr>
-        <w:t>inicio</w:t>
-      </w:r>
-      <w:proofErr w:type="spellEnd"/>
-      <w:proofErr w:type="gramEnd"/>
-      <w:r>
-        <w:rPr>
-          <w:lang w:val="pt-BR"/>
-        </w:rPr>
-        <w:t xml:space="preserve"> em 01/09/2025 e </w:t>
-      </w:r>
-      <w:proofErr w:type="gramStart"/>
-      <w:r>
-        <w:rPr>
-          <w:lang w:val="pt-BR"/>
-        </w:rPr>
-        <w:t>termino</w:t>
-      </w:r>
-      <w:proofErr w:type="gramEnd"/>
-      <w:r>
-        <w:rPr>
-          <w:lang w:val="pt-BR"/>
-        </w:rPr>
-        <w:t xml:space="preserve"> em 31/08/2028.</w:t>
-      </w:r>
-    </w:p>
-    <w:p>
-      <w:pPr>
-        <w:rPr>
-          <w:lang w:val="pt-BR"/>
-        </w:rPr>
-      </w:pPr>
-      <w:r>
-        <w:rPr>
+          <w:b/>
+          <w:bCs/>
           <w:lang w:val="pt-BR"/>
         </w:rPr>
         <w:t>CLAUSULAS RELEVANTES</w:t>
@@ -355,8 +453,24 @@
           <w:lang w:val="pt-BR"/>
         </w:rPr>
       </w:pPr>
+    </w:p>
+    <w:p>
+      <w:pPr>
+        <w:rPr>
+          <w:lang w:val="pt-BR"/>
+        </w:rPr>
+      </w:pPr>
+    </w:p>
+    <w:p>
+      <w:pPr>
+        <w:rPr>
+          <w:lang w:val="pt-BR"/>
+        </w:rPr>
+      </w:pPr>
       <w:r>
         <w:rPr>
+          <w:b/>
+          <w:bCs/>
           <w:lang w:val="pt-BR"/>
         </w:rPr>
         <w:t>OBSERVACOES PARA TESTE</w:t>
@@ -366,7 +480,19 @@
           <w:lang w:val="pt-BR"/>
         </w:rPr>
         <w:br/>
-        <w:t>Contrato de baixo risco, adequado para prioridade menor.</w:t>
+        <w:t xml:space="preserve">Contrato de </w:t>
+      </w:r>
+      <w:r>
+        <w:rPr>
+          <w:lang w:val="pt-BR"/>
+        </w:rPr>
+        <w:t xml:space="preserve">Baixo </w:t>
+      </w:r>
+      <w:r>
+        <w:rPr>
+          <w:lang w:val="pt-BR"/>
+        </w:rPr>
+        <w:t>risco, adequado para prioridade menor.</w:t>
       </w:r>
     </w:p>
     <w:sectPr>
